--- a/SymptomSensePlan.docx
+++ b/SymptomSensePlan.docx
@@ -677,6 +677,22 @@
     <w:p>
       <w:pPr>
         <w:jc w:val="center"/>
+      </w:pPr>
+      <w:r>
+        <w:t xml:space="preserve">The Frontend will collect user symptom data and send it to the ASP.NET Core backend via API. The backend processes the input and will send it to the machine learning model, which returns </w:t>
+      </w:r>
+      <w:proofErr w:type="gramStart"/>
+      <w:r>
+        <w:t>a</w:t>
+      </w:r>
+      <w:proofErr w:type="gramEnd"/>
+      <w:r>
+        <w:t xml:space="preserve"> urgency prediction. The result is then returned to the frontend and optionally stored in the database</w:t>
+      </w:r>
+    </w:p>
+    <w:p>
+      <w:pPr>
+        <w:jc w:val="center"/>
         <w:rPr>
           <w:b/>
           <w:bCs/>
@@ -700,59 +716,196 @@
         <w:rPr>
           <w:b/>
           <w:bCs/>
-          <w:sz w:val="36"/>
-          <w:szCs w:val="36"/>
-        </w:rPr>
-      </w:pPr>
-      <w:r>
+          <w:sz w:val="28"/>
+          <w:szCs w:val="28"/>
+        </w:rPr>
+      </w:pPr>
+      <w:r>
+        <w:rPr>
+          <w:b/>
+          <w:bCs/>
+          <w:sz w:val="28"/>
+          <w:szCs w:val="28"/>
+        </w:rPr>
+        <w:t>Core Features</w:t>
+      </w:r>
+    </w:p>
+    <w:p>
+      <w:pPr>
+        <w:pStyle w:val="ListParagraph"/>
+        <w:numPr>
+          <w:ilvl w:val="0"/>
+          <w:numId w:val="7"/>
+        </w:numPr>
+      </w:pPr>
+      <w:r>
+        <w:t>Enter Symptoms</w:t>
+      </w:r>
+    </w:p>
+    <w:p>
+      <w:pPr>
+        <w:pStyle w:val="ListParagraph"/>
+        <w:numPr>
+          <w:ilvl w:val="0"/>
+          <w:numId w:val="7"/>
+        </w:numPr>
+      </w:pPr>
+      <w:r>
+        <w:t>Submit data</w:t>
+      </w:r>
+    </w:p>
+    <w:p>
+      <w:pPr>
+        <w:pStyle w:val="ListParagraph"/>
+        <w:numPr>
+          <w:ilvl w:val="0"/>
+          <w:numId w:val="7"/>
+        </w:numPr>
+      </w:pPr>
+      <w:r>
+        <w:t>Predict Urgency Level</w:t>
+      </w:r>
+    </w:p>
+    <w:p>
+      <w:pPr>
+        <w:pStyle w:val="ListParagraph"/>
+        <w:numPr>
+          <w:ilvl w:val="0"/>
+          <w:numId w:val="7"/>
+        </w:numPr>
+      </w:pPr>
+      <w:r>
+        <w:t>Display Results</w:t>
+      </w:r>
+    </w:p>
+    <w:p>
+      <w:pPr>
+        <w:pStyle w:val="ListParagraph"/>
+        <w:numPr>
+          <w:ilvl w:val="0"/>
+          <w:numId w:val="7"/>
+        </w:numPr>
+      </w:pPr>
+      <w:r>
+        <w:t>Save History</w:t>
+      </w:r>
+    </w:p>
+    <w:p>
+      <w:pPr>
+        <w:pStyle w:val="ListParagraph"/>
+        <w:numPr>
+          <w:ilvl w:val="0"/>
+          <w:numId w:val="7"/>
+        </w:numPr>
+      </w:pPr>
+      <w:r>
+        <w:t>Login/Signup</w:t>
+      </w:r>
+    </w:p>
+    <w:p>
+      <w:pPr>
+        <w:jc w:val="center"/>
+        <w:rPr>
+          <w:b/>
+          <w:bCs/>
+          <w:sz w:val="28"/>
+          <w:szCs w:val="28"/>
+        </w:rPr>
+      </w:pPr>
+      <w:r>
+        <w:rPr>
+          <w:b/>
+          <w:bCs/>
+          <w:sz w:val="28"/>
+          <w:szCs w:val="28"/>
+        </w:rPr>
+        <w:t>Supporting Features</w:t>
+      </w:r>
+    </w:p>
+    <w:p>
+      <w:pPr>
+        <w:pStyle w:val="ListParagraph"/>
+        <w:numPr>
+          <w:ilvl w:val="0"/>
+          <w:numId w:val="9"/>
+        </w:numPr>
+      </w:pPr>
+      <w:r>
+        <w:t>Input Validation</w:t>
+      </w:r>
+    </w:p>
+    <w:p>
+      <w:pPr>
+        <w:pStyle w:val="ListParagraph"/>
+        <w:numPr>
+          <w:ilvl w:val="0"/>
+          <w:numId w:val="9"/>
+        </w:numPr>
+      </w:pPr>
+      <w:r>
+        <w:t>Error Handling</w:t>
+      </w:r>
+    </w:p>
+    <w:p>
+      <w:pPr>
+        <w:pStyle w:val="ListParagraph"/>
+        <w:numPr>
+          <w:ilvl w:val="0"/>
+          <w:numId w:val="9"/>
+        </w:numPr>
+      </w:pPr>
+      <w:r>
+        <w:t>Disclaimer</w:t>
+      </w:r>
+    </w:p>
+    <w:p>
+      <w:pPr>
+        <w:pStyle w:val="ListParagraph"/>
+        <w:numPr>
+          <w:ilvl w:val="0"/>
+          <w:numId w:val="9"/>
+        </w:numPr>
+      </w:pPr>
+      <w:r>
+        <w:t>Links to medical information</w:t>
+      </w:r>
+    </w:p>
+    <w:p>
+      <w:pPr>
+        <w:jc w:val="center"/>
         <w:rPr>
           <w:b/>
           <w:bCs/>
           <w:sz w:val="36"/>
           <w:szCs w:val="36"/>
         </w:rPr>
-        <w:t>Screens</w:t>
-      </w:r>
-    </w:p>
-    <w:p>
-      <w:pPr>
-        <w:jc w:val="center"/>
+      </w:pPr>
+      <w:r>
         <w:rPr>
           <w:b/>
           <w:bCs/>
           <w:sz w:val="36"/>
           <w:szCs w:val="36"/>
         </w:rPr>
-      </w:pPr>
-      <w:r>
-        <w:rPr>
-          <w:b/>
-          <w:bCs/>
-          <w:sz w:val="36"/>
-          <w:szCs w:val="36"/>
-        </w:rPr>
-        <w:t>Risks</w:t>
-      </w:r>
-    </w:p>
-    <w:p>
-      <w:pPr>
-        <w:jc w:val="center"/>
-        <w:rPr>
-          <w:b/>
-          <w:bCs/>
-          <w:sz w:val="36"/>
-          <w:szCs w:val="36"/>
-        </w:rPr>
-      </w:pPr>
-      <w:r>
-        <w:rPr>
-          <w:b/>
-          <w:bCs/>
-          <w:sz w:val="36"/>
-          <w:szCs w:val="36"/>
-        </w:rPr>
         <w:t>Future Improvements</w:t>
       </w:r>
+    </w:p>
+    <w:p>
+      <w:pPr>
+        <w:pStyle w:val="ListParagraph"/>
+        <w:numPr>
+          <w:ilvl w:val="0"/>
+          <w:numId w:val="11"/>
+        </w:numPr>
+      </w:pPr>
+      <w:r>
+        <w:t>Power BI dashboard</w:t>
+      </w:r>
+    </w:p>
+    <w:p>
+      <w:pPr>
+        <w:pStyle w:val="ListParagraph"/>
+      </w:pPr>
     </w:p>
     <w:sectPr>
       <w:pgSz w:w="12240" w:h="15840"/>
@@ -767,6 +920,119 @@
 <file path=word/numbering.xml><?xml version="1.0" encoding="utf-8"?>
 <w:numbering xmlns:wpc="http://schemas.microsoft.com/office/word/2010/wordprocessingCanvas" xmlns:cx="http://schemas.microsoft.com/office/drawing/2014/chartex" xmlns:cx1="http://schemas.microsoft.com/office/drawing/2015/9/8/chartex" xmlns:cx2="http://schemas.microsoft.com/office/drawing/2015/10/21/chartex" xmlns:cx3="http://schemas.microsoft.com/office/drawing/2016/5/9/chartex" xmlns:cx4="http://schemas.microsoft.com/office/drawing/2016/5/10/chartex" xmlns:cx5="http://schemas.microsoft.com/office/drawing/2016/5/11/chartex" xmlns:cx6="http://schemas.microsoft.com/office/drawing/2016/5/12/chartex" xmlns:cx7="http://schemas.microsoft.com/office/drawing/2016/5/13/chartex" xmlns:cx8="http://schemas.microsoft.com/office/drawing/2016/5/14/chartex" xmlns:mc="http://schemas.openxmlformats.org/markup-compatibility/2006" xmlns:aink="http://schemas.microsoft.com/office/drawing/2016/ink" xmlns:am3d="http://schemas.microsoft.com/office/drawing/2017/model3d" xmlns:o="urn:schemas-microsoft-com:office:office" xmlns:oel="http://schemas.microsoft.com/office/2019/extlst" xmlns:r="http://schemas.openxmlformats.org/officeDocument/2006/relationships" xmlns:m="http://schemas.openxmlformats.org/officeDocument/2006/math" xmlns:v="urn:schemas-microsoft-com:vml" xmlns:wp14="http://schemas.microsoft.com/office/word/2010/wordprocessingDrawing" xmlns:wp="http://schemas.openxmlformats.org/drawingml/2006/wordprocessingDrawing" xmlns:w10="urn:schemas-microsoft-com:office:word" xmlns:w="http://schemas.openxmlformats.org/wordprocessingml/2006/main" xmlns:w14="http://schemas.microsoft.com/office/word/2010/wordml" xmlns:w15="http://schemas.microsoft.com/office/word/2012/wordml" xmlns:w16cex="http://schemas.microsoft.com/office/word/2018/wordml/cex" xmlns:w16cid="http://schemas.microsoft.com/office/word/2016/wordml/cid" xmlns:w16="http://schemas.microsoft.com/office/word/2018/wordml" xmlns:w16du="http://schemas.microsoft.com/office/word/2023/wordml/word16du" xmlns:w16sdtdh="http://schemas.microsoft.com/office/word/2020/wordml/sdtdatahash" xmlns:w16sdtfl="http://schemas.microsoft.com/office/word/2024/wordml/sdtformatlock" xmlns:w16se="http://schemas.microsoft.com/office/word/2015/wordml/symex" xmlns:wpg="http://schemas.microsoft.com/office/word/2010/wordprocessingGroup" xmlns:wpi="http://schemas.microsoft.com/office/word/2010/wordprocessingInk" xmlns:wne="http://schemas.microsoft.com/office/word/2006/wordml" xmlns:wps="http://schemas.microsoft.com/office/word/2010/wordprocessingShape" mc:Ignorable="w14 w15 w16se w16cid w16 w16cex w16sdtdh w16sdtfl w16du wp14">
   <w:abstractNum w:abstractNumId="0" w15:restartNumberingAfterBreak="0">
+    <w:nsid w:val="03CF514C"/>
+    <w:multiLevelType w:val="hybridMultilevel"/>
+    <w:tmpl w:val="3E5CBDC2"/>
+    <w:lvl w:ilvl="0" w:tplc="10090001">
+      <w:start w:val="1"/>
+      <w:numFmt w:val="bullet"/>
+      <w:lvlText w:val=""/>
+      <w:lvlJc w:val="left"/>
+      <w:pPr>
+        <w:ind w:left="720" w:hanging="360"/>
+      </w:pPr>
+      <w:rPr>
+        <w:rFonts w:ascii="Symbol" w:hAnsi="Symbol" w:hint="default"/>
+      </w:rPr>
+    </w:lvl>
+    <w:lvl w:ilvl="1" w:tplc="10090003" w:tentative="1">
+      <w:start w:val="1"/>
+      <w:numFmt w:val="bullet"/>
+      <w:lvlText w:val="o"/>
+      <w:lvlJc w:val="left"/>
+      <w:pPr>
+        <w:ind w:left="1440" w:hanging="360"/>
+      </w:pPr>
+      <w:rPr>
+        <w:rFonts w:ascii="Courier New" w:hAnsi="Courier New" w:cs="Courier New" w:hint="default"/>
+      </w:rPr>
+    </w:lvl>
+    <w:lvl w:ilvl="2" w:tplc="10090005" w:tentative="1">
+      <w:start w:val="1"/>
+      <w:numFmt w:val="bullet"/>
+      <w:lvlText w:val=""/>
+      <w:lvlJc w:val="left"/>
+      <w:pPr>
+        <w:ind w:left="2160" w:hanging="360"/>
+      </w:pPr>
+      <w:rPr>
+        <w:rFonts w:ascii="Wingdings" w:hAnsi="Wingdings" w:hint="default"/>
+      </w:rPr>
+    </w:lvl>
+    <w:lvl w:ilvl="3" w:tplc="10090001" w:tentative="1">
+      <w:start w:val="1"/>
+      <w:numFmt w:val="bullet"/>
+      <w:lvlText w:val=""/>
+      <w:lvlJc w:val="left"/>
+      <w:pPr>
+        <w:ind w:left="2880" w:hanging="360"/>
+      </w:pPr>
+      <w:rPr>
+        <w:rFonts w:ascii="Symbol" w:hAnsi="Symbol" w:hint="default"/>
+      </w:rPr>
+    </w:lvl>
+    <w:lvl w:ilvl="4" w:tplc="10090003" w:tentative="1">
+      <w:start w:val="1"/>
+      <w:numFmt w:val="bullet"/>
+      <w:lvlText w:val="o"/>
+      <w:lvlJc w:val="left"/>
+      <w:pPr>
+        <w:ind w:left="3600" w:hanging="360"/>
+      </w:pPr>
+      <w:rPr>
+        <w:rFonts w:ascii="Courier New" w:hAnsi="Courier New" w:cs="Courier New" w:hint="default"/>
+      </w:rPr>
+    </w:lvl>
+    <w:lvl w:ilvl="5" w:tplc="10090005" w:tentative="1">
+      <w:start w:val="1"/>
+      <w:numFmt w:val="bullet"/>
+      <w:lvlText w:val=""/>
+      <w:lvlJc w:val="left"/>
+      <w:pPr>
+        <w:ind w:left="4320" w:hanging="360"/>
+      </w:pPr>
+      <w:rPr>
+        <w:rFonts w:ascii="Wingdings" w:hAnsi="Wingdings" w:hint="default"/>
+      </w:rPr>
+    </w:lvl>
+    <w:lvl w:ilvl="6" w:tplc="10090001" w:tentative="1">
+      <w:start w:val="1"/>
+      <w:numFmt w:val="bullet"/>
+      <w:lvlText w:val=""/>
+      <w:lvlJc w:val="left"/>
+      <w:pPr>
+        <w:ind w:left="5040" w:hanging="360"/>
+      </w:pPr>
+      <w:rPr>
+        <w:rFonts w:ascii="Symbol" w:hAnsi="Symbol" w:hint="default"/>
+      </w:rPr>
+    </w:lvl>
+    <w:lvl w:ilvl="7" w:tplc="10090003" w:tentative="1">
+      <w:start w:val="1"/>
+      <w:numFmt w:val="bullet"/>
+      <w:lvlText w:val="o"/>
+      <w:lvlJc w:val="left"/>
+      <w:pPr>
+        <w:ind w:left="5760" w:hanging="360"/>
+      </w:pPr>
+      <w:rPr>
+        <w:rFonts w:ascii="Courier New" w:hAnsi="Courier New" w:cs="Courier New" w:hint="default"/>
+      </w:rPr>
+    </w:lvl>
+    <w:lvl w:ilvl="8" w:tplc="10090005" w:tentative="1">
+      <w:start w:val="1"/>
+      <w:numFmt w:val="bullet"/>
+      <w:lvlText w:val=""/>
+      <w:lvlJc w:val="left"/>
+      <w:pPr>
+        <w:ind w:left="6480" w:hanging="360"/>
+      </w:pPr>
+      <w:rPr>
+        <w:rFonts w:ascii="Wingdings" w:hAnsi="Wingdings" w:hint="default"/>
+      </w:rPr>
+    </w:lvl>
+  </w:abstractNum>
+  <w:abstractNum w:abstractNumId="1" w15:restartNumberingAfterBreak="0">
     <w:nsid w:val="0E853A82"/>
     <w:multiLevelType w:val="hybridMultilevel"/>
     <w:tmpl w:val="85BC05F2"/>
@@ -879,7 +1145,346 @@
       </w:rPr>
     </w:lvl>
   </w:abstractNum>
-  <w:abstractNum w:abstractNumId="1" w15:restartNumberingAfterBreak="0">
+  <w:abstractNum w:abstractNumId="2" w15:restartNumberingAfterBreak="0">
+    <w:nsid w:val="2257193F"/>
+    <w:multiLevelType w:val="hybridMultilevel"/>
+    <w:tmpl w:val="89D2CB2A"/>
+    <w:lvl w:ilvl="0" w:tplc="10090001">
+      <w:start w:val="1"/>
+      <w:numFmt w:val="bullet"/>
+      <w:lvlText w:val=""/>
+      <w:lvlJc w:val="left"/>
+      <w:pPr>
+        <w:ind w:left="2520" w:hanging="360"/>
+      </w:pPr>
+      <w:rPr>
+        <w:rFonts w:ascii="Symbol" w:hAnsi="Symbol" w:hint="default"/>
+      </w:rPr>
+    </w:lvl>
+    <w:lvl w:ilvl="1" w:tplc="10090003" w:tentative="1">
+      <w:start w:val="1"/>
+      <w:numFmt w:val="bullet"/>
+      <w:lvlText w:val="o"/>
+      <w:lvlJc w:val="left"/>
+      <w:pPr>
+        <w:ind w:left="3240" w:hanging="360"/>
+      </w:pPr>
+      <w:rPr>
+        <w:rFonts w:ascii="Courier New" w:hAnsi="Courier New" w:cs="Courier New" w:hint="default"/>
+      </w:rPr>
+    </w:lvl>
+    <w:lvl w:ilvl="2" w:tplc="10090005" w:tentative="1">
+      <w:start w:val="1"/>
+      <w:numFmt w:val="bullet"/>
+      <w:lvlText w:val=""/>
+      <w:lvlJc w:val="left"/>
+      <w:pPr>
+        <w:ind w:left="3960" w:hanging="360"/>
+      </w:pPr>
+      <w:rPr>
+        <w:rFonts w:ascii="Wingdings" w:hAnsi="Wingdings" w:hint="default"/>
+      </w:rPr>
+    </w:lvl>
+    <w:lvl w:ilvl="3" w:tplc="10090001" w:tentative="1">
+      <w:start w:val="1"/>
+      <w:numFmt w:val="bullet"/>
+      <w:lvlText w:val=""/>
+      <w:lvlJc w:val="left"/>
+      <w:pPr>
+        <w:ind w:left="4680" w:hanging="360"/>
+      </w:pPr>
+      <w:rPr>
+        <w:rFonts w:ascii="Symbol" w:hAnsi="Symbol" w:hint="default"/>
+      </w:rPr>
+    </w:lvl>
+    <w:lvl w:ilvl="4" w:tplc="10090003" w:tentative="1">
+      <w:start w:val="1"/>
+      <w:numFmt w:val="bullet"/>
+      <w:lvlText w:val="o"/>
+      <w:lvlJc w:val="left"/>
+      <w:pPr>
+        <w:ind w:left="5400" w:hanging="360"/>
+      </w:pPr>
+      <w:rPr>
+        <w:rFonts w:ascii="Courier New" w:hAnsi="Courier New" w:cs="Courier New" w:hint="default"/>
+      </w:rPr>
+    </w:lvl>
+    <w:lvl w:ilvl="5" w:tplc="10090005" w:tentative="1">
+      <w:start w:val="1"/>
+      <w:numFmt w:val="bullet"/>
+      <w:lvlText w:val=""/>
+      <w:lvlJc w:val="left"/>
+      <w:pPr>
+        <w:ind w:left="6120" w:hanging="360"/>
+      </w:pPr>
+      <w:rPr>
+        <w:rFonts w:ascii="Wingdings" w:hAnsi="Wingdings" w:hint="default"/>
+      </w:rPr>
+    </w:lvl>
+    <w:lvl w:ilvl="6" w:tplc="10090001" w:tentative="1">
+      <w:start w:val="1"/>
+      <w:numFmt w:val="bullet"/>
+      <w:lvlText w:val=""/>
+      <w:lvlJc w:val="left"/>
+      <w:pPr>
+        <w:ind w:left="6840" w:hanging="360"/>
+      </w:pPr>
+      <w:rPr>
+        <w:rFonts w:ascii="Symbol" w:hAnsi="Symbol" w:hint="default"/>
+      </w:rPr>
+    </w:lvl>
+    <w:lvl w:ilvl="7" w:tplc="10090003" w:tentative="1">
+      <w:start w:val="1"/>
+      <w:numFmt w:val="bullet"/>
+      <w:lvlText w:val="o"/>
+      <w:lvlJc w:val="left"/>
+      <w:pPr>
+        <w:ind w:left="7560" w:hanging="360"/>
+      </w:pPr>
+      <w:rPr>
+        <w:rFonts w:ascii="Courier New" w:hAnsi="Courier New" w:cs="Courier New" w:hint="default"/>
+      </w:rPr>
+    </w:lvl>
+    <w:lvl w:ilvl="8" w:tplc="10090005" w:tentative="1">
+      <w:start w:val="1"/>
+      <w:numFmt w:val="bullet"/>
+      <w:lvlText w:val=""/>
+      <w:lvlJc w:val="left"/>
+      <w:pPr>
+        <w:ind w:left="8280" w:hanging="360"/>
+      </w:pPr>
+      <w:rPr>
+        <w:rFonts w:ascii="Wingdings" w:hAnsi="Wingdings" w:hint="default"/>
+      </w:rPr>
+    </w:lvl>
+  </w:abstractNum>
+  <w:abstractNum w:abstractNumId="3" w15:restartNumberingAfterBreak="0">
+    <w:nsid w:val="32360413"/>
+    <w:multiLevelType w:val="hybridMultilevel"/>
+    <w:tmpl w:val="0F9EA070"/>
+    <w:lvl w:ilvl="0" w:tplc="10090001">
+      <w:start w:val="1"/>
+      <w:numFmt w:val="bullet"/>
+      <w:lvlText w:val=""/>
+      <w:lvlJc w:val="left"/>
+      <w:pPr>
+        <w:ind w:left="360" w:hanging="360"/>
+      </w:pPr>
+      <w:rPr>
+        <w:rFonts w:ascii="Symbol" w:hAnsi="Symbol" w:hint="default"/>
+      </w:rPr>
+    </w:lvl>
+    <w:lvl w:ilvl="1" w:tplc="10090003" w:tentative="1">
+      <w:start w:val="1"/>
+      <w:numFmt w:val="bullet"/>
+      <w:lvlText w:val="o"/>
+      <w:lvlJc w:val="left"/>
+      <w:pPr>
+        <w:ind w:left="1080" w:hanging="360"/>
+      </w:pPr>
+      <w:rPr>
+        <w:rFonts w:ascii="Courier New" w:hAnsi="Courier New" w:cs="Courier New" w:hint="default"/>
+      </w:rPr>
+    </w:lvl>
+    <w:lvl w:ilvl="2" w:tplc="10090005" w:tentative="1">
+      <w:start w:val="1"/>
+      <w:numFmt w:val="bullet"/>
+      <w:lvlText w:val=""/>
+      <w:lvlJc w:val="left"/>
+      <w:pPr>
+        <w:ind w:left="1800" w:hanging="360"/>
+      </w:pPr>
+      <w:rPr>
+        <w:rFonts w:ascii="Wingdings" w:hAnsi="Wingdings" w:hint="default"/>
+      </w:rPr>
+    </w:lvl>
+    <w:lvl w:ilvl="3" w:tplc="10090001" w:tentative="1">
+      <w:start w:val="1"/>
+      <w:numFmt w:val="bullet"/>
+      <w:lvlText w:val=""/>
+      <w:lvlJc w:val="left"/>
+      <w:pPr>
+        <w:ind w:left="2520" w:hanging="360"/>
+      </w:pPr>
+      <w:rPr>
+        <w:rFonts w:ascii="Symbol" w:hAnsi="Symbol" w:hint="default"/>
+      </w:rPr>
+    </w:lvl>
+    <w:lvl w:ilvl="4" w:tplc="10090003" w:tentative="1">
+      <w:start w:val="1"/>
+      <w:numFmt w:val="bullet"/>
+      <w:lvlText w:val="o"/>
+      <w:lvlJc w:val="left"/>
+      <w:pPr>
+        <w:ind w:left="3240" w:hanging="360"/>
+      </w:pPr>
+      <w:rPr>
+        <w:rFonts w:ascii="Courier New" w:hAnsi="Courier New" w:cs="Courier New" w:hint="default"/>
+      </w:rPr>
+    </w:lvl>
+    <w:lvl w:ilvl="5" w:tplc="10090005" w:tentative="1">
+      <w:start w:val="1"/>
+      <w:numFmt w:val="bullet"/>
+      <w:lvlText w:val=""/>
+      <w:lvlJc w:val="left"/>
+      <w:pPr>
+        <w:ind w:left="3960" w:hanging="360"/>
+      </w:pPr>
+      <w:rPr>
+        <w:rFonts w:ascii="Wingdings" w:hAnsi="Wingdings" w:hint="default"/>
+      </w:rPr>
+    </w:lvl>
+    <w:lvl w:ilvl="6" w:tplc="10090001" w:tentative="1">
+      <w:start w:val="1"/>
+      <w:numFmt w:val="bullet"/>
+      <w:lvlText w:val=""/>
+      <w:lvlJc w:val="left"/>
+      <w:pPr>
+        <w:ind w:left="4680" w:hanging="360"/>
+      </w:pPr>
+      <w:rPr>
+        <w:rFonts w:ascii="Symbol" w:hAnsi="Symbol" w:hint="default"/>
+      </w:rPr>
+    </w:lvl>
+    <w:lvl w:ilvl="7" w:tplc="10090003" w:tentative="1">
+      <w:start w:val="1"/>
+      <w:numFmt w:val="bullet"/>
+      <w:lvlText w:val="o"/>
+      <w:lvlJc w:val="left"/>
+      <w:pPr>
+        <w:ind w:left="5400" w:hanging="360"/>
+      </w:pPr>
+      <w:rPr>
+        <w:rFonts w:ascii="Courier New" w:hAnsi="Courier New" w:cs="Courier New" w:hint="default"/>
+      </w:rPr>
+    </w:lvl>
+    <w:lvl w:ilvl="8" w:tplc="10090005" w:tentative="1">
+      <w:start w:val="1"/>
+      <w:numFmt w:val="bullet"/>
+      <w:lvlText w:val=""/>
+      <w:lvlJc w:val="left"/>
+      <w:pPr>
+        <w:ind w:left="6120" w:hanging="360"/>
+      </w:pPr>
+      <w:rPr>
+        <w:rFonts w:ascii="Wingdings" w:hAnsi="Wingdings" w:hint="default"/>
+      </w:rPr>
+    </w:lvl>
+  </w:abstractNum>
+  <w:abstractNum w:abstractNumId="4" w15:restartNumberingAfterBreak="0">
+    <w:nsid w:val="37003B83"/>
+    <w:multiLevelType w:val="hybridMultilevel"/>
+    <w:tmpl w:val="9FDC5C6A"/>
+    <w:lvl w:ilvl="0" w:tplc="10090001">
+      <w:start w:val="1"/>
+      <w:numFmt w:val="bullet"/>
+      <w:lvlText w:val=""/>
+      <w:lvlJc w:val="left"/>
+      <w:pPr>
+        <w:ind w:left="720" w:hanging="360"/>
+      </w:pPr>
+      <w:rPr>
+        <w:rFonts w:ascii="Symbol" w:hAnsi="Symbol" w:hint="default"/>
+      </w:rPr>
+    </w:lvl>
+    <w:lvl w:ilvl="1" w:tplc="10090003" w:tentative="1">
+      <w:start w:val="1"/>
+      <w:numFmt w:val="bullet"/>
+      <w:lvlText w:val="o"/>
+      <w:lvlJc w:val="left"/>
+      <w:pPr>
+        <w:ind w:left="1440" w:hanging="360"/>
+      </w:pPr>
+      <w:rPr>
+        <w:rFonts w:ascii="Courier New" w:hAnsi="Courier New" w:cs="Courier New" w:hint="default"/>
+      </w:rPr>
+    </w:lvl>
+    <w:lvl w:ilvl="2" w:tplc="10090005" w:tentative="1">
+      <w:start w:val="1"/>
+      <w:numFmt w:val="bullet"/>
+      <w:lvlText w:val=""/>
+      <w:lvlJc w:val="left"/>
+      <w:pPr>
+        <w:ind w:left="2160" w:hanging="360"/>
+      </w:pPr>
+      <w:rPr>
+        <w:rFonts w:ascii="Wingdings" w:hAnsi="Wingdings" w:hint="default"/>
+      </w:rPr>
+    </w:lvl>
+    <w:lvl w:ilvl="3" w:tplc="10090001" w:tentative="1">
+      <w:start w:val="1"/>
+      <w:numFmt w:val="bullet"/>
+      <w:lvlText w:val=""/>
+      <w:lvlJc w:val="left"/>
+      <w:pPr>
+        <w:ind w:left="2880" w:hanging="360"/>
+      </w:pPr>
+      <w:rPr>
+        <w:rFonts w:ascii="Symbol" w:hAnsi="Symbol" w:hint="default"/>
+      </w:rPr>
+    </w:lvl>
+    <w:lvl w:ilvl="4" w:tplc="10090003" w:tentative="1">
+      <w:start w:val="1"/>
+      <w:numFmt w:val="bullet"/>
+      <w:lvlText w:val="o"/>
+      <w:lvlJc w:val="left"/>
+      <w:pPr>
+        <w:ind w:left="3600" w:hanging="360"/>
+      </w:pPr>
+      <w:rPr>
+        <w:rFonts w:ascii="Courier New" w:hAnsi="Courier New" w:cs="Courier New" w:hint="default"/>
+      </w:rPr>
+    </w:lvl>
+    <w:lvl w:ilvl="5" w:tplc="10090005" w:tentative="1">
+      <w:start w:val="1"/>
+      <w:numFmt w:val="bullet"/>
+      <w:lvlText w:val=""/>
+      <w:lvlJc w:val="left"/>
+      <w:pPr>
+        <w:ind w:left="4320" w:hanging="360"/>
+      </w:pPr>
+      <w:rPr>
+        <w:rFonts w:ascii="Wingdings" w:hAnsi="Wingdings" w:hint="default"/>
+      </w:rPr>
+    </w:lvl>
+    <w:lvl w:ilvl="6" w:tplc="10090001" w:tentative="1">
+      <w:start w:val="1"/>
+      <w:numFmt w:val="bullet"/>
+      <w:lvlText w:val=""/>
+      <w:lvlJc w:val="left"/>
+      <w:pPr>
+        <w:ind w:left="5040" w:hanging="360"/>
+      </w:pPr>
+      <w:rPr>
+        <w:rFonts w:ascii="Symbol" w:hAnsi="Symbol" w:hint="default"/>
+      </w:rPr>
+    </w:lvl>
+    <w:lvl w:ilvl="7" w:tplc="10090003" w:tentative="1">
+      <w:start w:val="1"/>
+      <w:numFmt w:val="bullet"/>
+      <w:lvlText w:val="o"/>
+      <w:lvlJc w:val="left"/>
+      <w:pPr>
+        <w:ind w:left="5760" w:hanging="360"/>
+      </w:pPr>
+      <w:rPr>
+        <w:rFonts w:ascii="Courier New" w:hAnsi="Courier New" w:cs="Courier New" w:hint="default"/>
+      </w:rPr>
+    </w:lvl>
+    <w:lvl w:ilvl="8" w:tplc="10090005" w:tentative="1">
+      <w:start w:val="1"/>
+      <w:numFmt w:val="bullet"/>
+      <w:lvlText w:val=""/>
+      <w:lvlJc w:val="left"/>
+      <w:pPr>
+        <w:ind w:left="6480" w:hanging="360"/>
+      </w:pPr>
+      <w:rPr>
+        <w:rFonts w:ascii="Wingdings" w:hAnsi="Wingdings" w:hint="default"/>
+      </w:rPr>
+    </w:lvl>
+  </w:abstractNum>
+  <w:abstractNum w:abstractNumId="5" w15:restartNumberingAfterBreak="0">
     <w:nsid w:val="3C7D4915"/>
     <w:multiLevelType w:val="hybridMultilevel"/>
     <w:tmpl w:val="C3620492"/>
@@ -992,7 +1597,7 @@
       </w:rPr>
     </w:lvl>
   </w:abstractNum>
-  <w:abstractNum w:abstractNumId="2" w15:restartNumberingAfterBreak="0">
+  <w:abstractNum w:abstractNumId="6" w15:restartNumberingAfterBreak="0">
     <w:nsid w:val="406A57F8"/>
     <w:multiLevelType w:val="hybridMultilevel"/>
     <w:tmpl w:val="F8AEF24A"/>
@@ -1105,7 +1710,120 @@
       </w:rPr>
     </w:lvl>
   </w:abstractNum>
-  <w:abstractNum w:abstractNumId="3" w15:restartNumberingAfterBreak="0">
+  <w:abstractNum w:abstractNumId="7" w15:restartNumberingAfterBreak="0">
+    <w:nsid w:val="49580BFA"/>
+    <w:multiLevelType w:val="hybridMultilevel"/>
+    <w:tmpl w:val="5B72BB60"/>
+    <w:lvl w:ilvl="0" w:tplc="10090001">
+      <w:start w:val="1"/>
+      <w:numFmt w:val="bullet"/>
+      <w:lvlText w:val=""/>
+      <w:lvlJc w:val="left"/>
+      <w:pPr>
+        <w:ind w:left="2520" w:hanging="360"/>
+      </w:pPr>
+      <w:rPr>
+        <w:rFonts w:ascii="Symbol" w:hAnsi="Symbol" w:hint="default"/>
+      </w:rPr>
+    </w:lvl>
+    <w:lvl w:ilvl="1" w:tplc="10090003" w:tentative="1">
+      <w:start w:val="1"/>
+      <w:numFmt w:val="bullet"/>
+      <w:lvlText w:val="o"/>
+      <w:lvlJc w:val="left"/>
+      <w:pPr>
+        <w:ind w:left="3240" w:hanging="360"/>
+      </w:pPr>
+      <w:rPr>
+        <w:rFonts w:ascii="Courier New" w:hAnsi="Courier New" w:cs="Courier New" w:hint="default"/>
+      </w:rPr>
+    </w:lvl>
+    <w:lvl w:ilvl="2" w:tplc="10090005" w:tentative="1">
+      <w:start w:val="1"/>
+      <w:numFmt w:val="bullet"/>
+      <w:lvlText w:val=""/>
+      <w:lvlJc w:val="left"/>
+      <w:pPr>
+        <w:ind w:left="3960" w:hanging="360"/>
+      </w:pPr>
+      <w:rPr>
+        <w:rFonts w:ascii="Wingdings" w:hAnsi="Wingdings" w:hint="default"/>
+      </w:rPr>
+    </w:lvl>
+    <w:lvl w:ilvl="3" w:tplc="10090001" w:tentative="1">
+      <w:start w:val="1"/>
+      <w:numFmt w:val="bullet"/>
+      <w:lvlText w:val=""/>
+      <w:lvlJc w:val="left"/>
+      <w:pPr>
+        <w:ind w:left="4680" w:hanging="360"/>
+      </w:pPr>
+      <w:rPr>
+        <w:rFonts w:ascii="Symbol" w:hAnsi="Symbol" w:hint="default"/>
+      </w:rPr>
+    </w:lvl>
+    <w:lvl w:ilvl="4" w:tplc="10090003" w:tentative="1">
+      <w:start w:val="1"/>
+      <w:numFmt w:val="bullet"/>
+      <w:lvlText w:val="o"/>
+      <w:lvlJc w:val="left"/>
+      <w:pPr>
+        <w:ind w:left="5400" w:hanging="360"/>
+      </w:pPr>
+      <w:rPr>
+        <w:rFonts w:ascii="Courier New" w:hAnsi="Courier New" w:cs="Courier New" w:hint="default"/>
+      </w:rPr>
+    </w:lvl>
+    <w:lvl w:ilvl="5" w:tplc="10090005" w:tentative="1">
+      <w:start w:val="1"/>
+      <w:numFmt w:val="bullet"/>
+      <w:lvlText w:val=""/>
+      <w:lvlJc w:val="left"/>
+      <w:pPr>
+        <w:ind w:left="6120" w:hanging="360"/>
+      </w:pPr>
+      <w:rPr>
+        <w:rFonts w:ascii="Wingdings" w:hAnsi="Wingdings" w:hint="default"/>
+      </w:rPr>
+    </w:lvl>
+    <w:lvl w:ilvl="6" w:tplc="10090001" w:tentative="1">
+      <w:start w:val="1"/>
+      <w:numFmt w:val="bullet"/>
+      <w:lvlText w:val=""/>
+      <w:lvlJc w:val="left"/>
+      <w:pPr>
+        <w:ind w:left="6840" w:hanging="360"/>
+      </w:pPr>
+      <w:rPr>
+        <w:rFonts w:ascii="Symbol" w:hAnsi="Symbol" w:hint="default"/>
+      </w:rPr>
+    </w:lvl>
+    <w:lvl w:ilvl="7" w:tplc="10090003" w:tentative="1">
+      <w:start w:val="1"/>
+      <w:numFmt w:val="bullet"/>
+      <w:lvlText w:val="o"/>
+      <w:lvlJc w:val="left"/>
+      <w:pPr>
+        <w:ind w:left="7560" w:hanging="360"/>
+      </w:pPr>
+      <w:rPr>
+        <w:rFonts w:ascii="Courier New" w:hAnsi="Courier New" w:cs="Courier New" w:hint="default"/>
+      </w:rPr>
+    </w:lvl>
+    <w:lvl w:ilvl="8" w:tplc="10090005" w:tentative="1">
+      <w:start w:val="1"/>
+      <w:numFmt w:val="bullet"/>
+      <w:lvlText w:val=""/>
+      <w:lvlJc w:val="left"/>
+      <w:pPr>
+        <w:ind w:left="8280" w:hanging="360"/>
+      </w:pPr>
+      <w:rPr>
+        <w:rFonts w:ascii="Wingdings" w:hAnsi="Wingdings" w:hint="default"/>
+      </w:rPr>
+    </w:lvl>
+  </w:abstractNum>
+  <w:abstractNum w:abstractNumId="8" w15:restartNumberingAfterBreak="0">
     <w:nsid w:val="5F3543A0"/>
     <w:multiLevelType w:val="hybridMultilevel"/>
     <w:tmpl w:val="26F02A5E"/>
@@ -1218,7 +1936,120 @@
       </w:rPr>
     </w:lvl>
   </w:abstractNum>
-  <w:abstractNum w:abstractNumId="4" w15:restartNumberingAfterBreak="0">
+  <w:abstractNum w:abstractNumId="9" w15:restartNumberingAfterBreak="0">
+    <w:nsid w:val="62C2000A"/>
+    <w:multiLevelType w:val="hybridMultilevel"/>
+    <w:tmpl w:val="734E0360"/>
+    <w:lvl w:ilvl="0" w:tplc="10090001">
+      <w:start w:val="1"/>
+      <w:numFmt w:val="bullet"/>
+      <w:lvlText w:val=""/>
+      <w:lvlJc w:val="left"/>
+      <w:pPr>
+        <w:ind w:left="2520" w:hanging="360"/>
+      </w:pPr>
+      <w:rPr>
+        <w:rFonts w:ascii="Symbol" w:hAnsi="Symbol" w:hint="default"/>
+      </w:rPr>
+    </w:lvl>
+    <w:lvl w:ilvl="1" w:tplc="10090003" w:tentative="1">
+      <w:start w:val="1"/>
+      <w:numFmt w:val="bullet"/>
+      <w:lvlText w:val="o"/>
+      <w:lvlJc w:val="left"/>
+      <w:pPr>
+        <w:ind w:left="3240" w:hanging="360"/>
+      </w:pPr>
+      <w:rPr>
+        <w:rFonts w:ascii="Courier New" w:hAnsi="Courier New" w:cs="Courier New" w:hint="default"/>
+      </w:rPr>
+    </w:lvl>
+    <w:lvl w:ilvl="2" w:tplc="10090005" w:tentative="1">
+      <w:start w:val="1"/>
+      <w:numFmt w:val="bullet"/>
+      <w:lvlText w:val=""/>
+      <w:lvlJc w:val="left"/>
+      <w:pPr>
+        <w:ind w:left="3960" w:hanging="360"/>
+      </w:pPr>
+      <w:rPr>
+        <w:rFonts w:ascii="Wingdings" w:hAnsi="Wingdings" w:hint="default"/>
+      </w:rPr>
+    </w:lvl>
+    <w:lvl w:ilvl="3" w:tplc="10090001" w:tentative="1">
+      <w:start w:val="1"/>
+      <w:numFmt w:val="bullet"/>
+      <w:lvlText w:val=""/>
+      <w:lvlJc w:val="left"/>
+      <w:pPr>
+        <w:ind w:left="4680" w:hanging="360"/>
+      </w:pPr>
+      <w:rPr>
+        <w:rFonts w:ascii="Symbol" w:hAnsi="Symbol" w:hint="default"/>
+      </w:rPr>
+    </w:lvl>
+    <w:lvl w:ilvl="4" w:tplc="10090003" w:tentative="1">
+      <w:start w:val="1"/>
+      <w:numFmt w:val="bullet"/>
+      <w:lvlText w:val="o"/>
+      <w:lvlJc w:val="left"/>
+      <w:pPr>
+        <w:ind w:left="5400" w:hanging="360"/>
+      </w:pPr>
+      <w:rPr>
+        <w:rFonts w:ascii="Courier New" w:hAnsi="Courier New" w:cs="Courier New" w:hint="default"/>
+      </w:rPr>
+    </w:lvl>
+    <w:lvl w:ilvl="5" w:tplc="10090005" w:tentative="1">
+      <w:start w:val="1"/>
+      <w:numFmt w:val="bullet"/>
+      <w:lvlText w:val=""/>
+      <w:lvlJc w:val="left"/>
+      <w:pPr>
+        <w:ind w:left="6120" w:hanging="360"/>
+      </w:pPr>
+      <w:rPr>
+        <w:rFonts w:ascii="Wingdings" w:hAnsi="Wingdings" w:hint="default"/>
+      </w:rPr>
+    </w:lvl>
+    <w:lvl w:ilvl="6" w:tplc="10090001" w:tentative="1">
+      <w:start w:val="1"/>
+      <w:numFmt w:val="bullet"/>
+      <w:lvlText w:val=""/>
+      <w:lvlJc w:val="left"/>
+      <w:pPr>
+        <w:ind w:left="6840" w:hanging="360"/>
+      </w:pPr>
+      <w:rPr>
+        <w:rFonts w:ascii="Symbol" w:hAnsi="Symbol" w:hint="default"/>
+      </w:rPr>
+    </w:lvl>
+    <w:lvl w:ilvl="7" w:tplc="10090003" w:tentative="1">
+      <w:start w:val="1"/>
+      <w:numFmt w:val="bullet"/>
+      <w:lvlText w:val="o"/>
+      <w:lvlJc w:val="left"/>
+      <w:pPr>
+        <w:ind w:left="7560" w:hanging="360"/>
+      </w:pPr>
+      <w:rPr>
+        <w:rFonts w:ascii="Courier New" w:hAnsi="Courier New" w:cs="Courier New" w:hint="default"/>
+      </w:rPr>
+    </w:lvl>
+    <w:lvl w:ilvl="8" w:tplc="10090005" w:tentative="1">
+      <w:start w:val="1"/>
+      <w:numFmt w:val="bullet"/>
+      <w:lvlText w:val=""/>
+      <w:lvlJc w:val="left"/>
+      <w:pPr>
+        <w:ind w:left="8280" w:hanging="360"/>
+      </w:pPr>
+      <w:rPr>
+        <w:rFonts w:ascii="Wingdings" w:hAnsi="Wingdings" w:hint="default"/>
+      </w:rPr>
+    </w:lvl>
+  </w:abstractNum>
+  <w:abstractNum w:abstractNumId="10" w15:restartNumberingAfterBreak="0">
     <w:nsid w:val="7ECB11BD"/>
     <w:multiLevelType w:val="hybridMultilevel"/>
     <w:tmpl w:val="2F52D4E2"/>
@@ -1332,19 +2163,37 @@
     </w:lvl>
   </w:abstractNum>
   <w:num w:numId="1" w16cid:durableId="511263299">
+    <w:abstractNumId w:val="6"/>
+  </w:num>
+  <w:num w:numId="2" w16cid:durableId="350303739">
+    <w:abstractNumId w:val="1"/>
+  </w:num>
+  <w:num w:numId="3" w16cid:durableId="977345192">
+    <w:abstractNumId w:val="8"/>
+  </w:num>
+  <w:num w:numId="4" w16cid:durableId="12995134">
+    <w:abstractNumId w:val="10"/>
+  </w:num>
+  <w:num w:numId="5" w16cid:durableId="204829918">
+    <w:abstractNumId w:val="5"/>
+  </w:num>
+  <w:num w:numId="6" w16cid:durableId="1994792669">
+    <w:abstractNumId w:val="3"/>
+  </w:num>
+  <w:num w:numId="7" w16cid:durableId="1326934304">
+    <w:abstractNumId w:val="7"/>
+  </w:num>
+  <w:num w:numId="8" w16cid:durableId="1232885088">
+    <w:abstractNumId w:val="0"/>
+  </w:num>
+  <w:num w:numId="9" w16cid:durableId="773552393">
     <w:abstractNumId w:val="2"/>
   </w:num>
-  <w:num w:numId="2" w16cid:durableId="350303739">
-    <w:abstractNumId w:val="0"/>
-  </w:num>
-  <w:num w:numId="3" w16cid:durableId="977345192">
-    <w:abstractNumId w:val="3"/>
-  </w:num>
-  <w:num w:numId="4" w16cid:durableId="12995134">
+  <w:num w:numId="10" w16cid:durableId="289866529">
     <w:abstractNumId w:val="4"/>
   </w:num>
-  <w:num w:numId="5" w16cid:durableId="204829918">
-    <w:abstractNumId w:val="1"/>
+  <w:num w:numId="11" w16cid:durableId="1217014141">
+    <w:abstractNumId w:val="9"/>
   </w:num>
 </w:numbering>
 </file>
